--- a/Отчет.docx
+++ b/Отчет.docx
@@ -753,7 +753,6 @@
           <w:rFonts w:ascii="Times New Roman" w:hAnsi="Times New Roman" w:cs="Times New Roman"/>
           <w:sz w:val="28"/>
           <w:szCs w:val="28"/>
-          <w:lang w:val="en-US"/>
         </w:rPr>
       </w:pPr>
       <w:r>
@@ -797,7 +796,6 @@
           <w:rFonts w:ascii="Times New Roman" w:hAnsi="Times New Roman" w:cs="Times New Roman"/>
           <w:sz w:val="28"/>
           <w:szCs w:val="28"/>
-          <w:lang w:val="en-US"/>
         </w:rPr>
       </w:pPr>
     </w:p>
@@ -815,6 +813,7 @@
       <w:r>
         <w:rPr>
           <w:rFonts w:ascii="Times New Roman" w:hAnsi="Times New Roman" w:cs="Times New Roman"/>
+          <w:noProof/>
           <w:sz w:val="28"/>
           <w:szCs w:val="28"/>
           <w:lang w:val="en-US"/>
@@ -894,91 +893,82 @@
           <w:rFonts w:ascii="Times New Roman" w:hAnsi="Times New Roman" w:cs="Times New Roman"/>
           <w:sz w:val="28"/>
           <w:szCs w:val="28"/>
+        </w:rPr>
+      </w:pPr>
+    </w:p>
+    <w:p>
+      <w:pPr>
+        <w:ind w:firstLine="0"/>
+        <w:contextualSpacing/>
+        <w:rPr>
+          <w:rFonts w:ascii="Times New Roman" w:hAnsi="Times New Roman" w:cs="Times New Roman"/>
+          <w:sz w:val="28"/>
+          <w:szCs w:val="28"/>
+        </w:rPr>
+      </w:pPr>
+      <w:r>
+        <w:rPr>
+          <w:rFonts w:ascii="Times New Roman" w:hAnsi="Times New Roman" w:cs="Times New Roman"/>
+          <w:sz w:val="28"/>
+          <w:szCs w:val="28"/>
+        </w:rPr>
+        <w:t xml:space="preserve">Рисунок </w:t>
+      </w:r>
+      <w:r>
+        <w:rPr>
+          <w:rFonts w:ascii="Times New Roman" w:hAnsi="Times New Roman" w:cs="Times New Roman"/>
+          <w:sz w:val="28"/>
+          <w:szCs w:val="28"/>
+        </w:rPr>
+        <w:t>2</w:t>
+      </w:r>
+      <w:r>
+        <w:rPr>
+          <w:rFonts w:ascii="Times New Roman" w:hAnsi="Times New Roman" w:cs="Times New Roman"/>
+          <w:sz w:val="28"/>
+          <w:szCs w:val="28"/>
+        </w:rPr>
+        <w:t xml:space="preserve"> – Запуск прокси-сервера</w:t>
+      </w:r>
+    </w:p>
+    <w:p>
+      <w:pPr>
+        <w:ind w:firstLine="0"/>
+        <w:contextualSpacing/>
+        <w:jc w:val="left"/>
+        <w:rPr>
+          <w:rFonts w:ascii="Times New Roman" w:hAnsi="Times New Roman" w:cs="Times New Roman"/>
+          <w:sz w:val="28"/>
+          <w:szCs w:val="28"/>
+        </w:rPr>
+      </w:pPr>
+    </w:p>
+    <w:p>
+      <w:pPr>
+        <w:ind w:firstLine="709"/>
+        <w:contextualSpacing/>
+        <w:jc w:val="left"/>
+        <w:rPr>
+          <w:rFonts w:ascii="Times New Roman" w:hAnsi="Times New Roman" w:cs="Times New Roman"/>
+          <w:sz w:val="28"/>
+          <w:szCs w:val="28"/>
+        </w:rPr>
+      </w:pPr>
+      <w:r>
+        <w:rPr>
+          <w:rFonts w:ascii="Times New Roman" w:hAnsi="Times New Roman" w:cs="Times New Roman"/>
+          <w:sz w:val="28"/>
+          <w:szCs w:val="28"/>
+        </w:rPr>
+        <w:t xml:space="preserve">В </w:t>
+      </w:r>
+      <w:r>
+        <w:rPr>
+          <w:rFonts w:ascii="Times New Roman" w:hAnsi="Times New Roman" w:cs="Times New Roman"/>
+          <w:sz w:val="28"/>
+          <w:szCs w:val="28"/>
           <w:lang w:val="en-US"/>
         </w:rPr>
-      </w:pPr>
-    </w:p>
-    <w:p>
-      <w:pPr>
-        <w:ind w:firstLine="0"/>
-        <w:contextualSpacing/>
-        <w:rPr>
-          <w:rFonts w:ascii="Times New Roman" w:hAnsi="Times New Roman" w:cs="Times New Roman"/>
-          <w:sz w:val="28"/>
-          <w:szCs w:val="28"/>
-        </w:rPr>
-      </w:pPr>
-      <w:r>
-        <w:rPr>
-          <w:rFonts w:ascii="Times New Roman" w:hAnsi="Times New Roman" w:cs="Times New Roman"/>
-          <w:sz w:val="28"/>
-          <w:szCs w:val="28"/>
-        </w:rPr>
-        <w:t xml:space="preserve">Рисунок </w:t>
-      </w:r>
-      <w:r>
-        <w:rPr>
-          <w:rFonts w:ascii="Times New Roman" w:hAnsi="Times New Roman" w:cs="Times New Roman"/>
-          <w:sz w:val="28"/>
-          <w:szCs w:val="28"/>
-        </w:rPr>
-        <w:t>2</w:t>
-      </w:r>
-      <w:r>
-        <w:rPr>
-          <w:rFonts w:ascii="Times New Roman" w:hAnsi="Times New Roman" w:cs="Times New Roman"/>
-          <w:sz w:val="28"/>
-          <w:szCs w:val="28"/>
-        </w:rPr>
-        <w:t xml:space="preserve"> – </w:t>
-      </w:r>
-      <w:r>
-        <w:rPr>
-          <w:rFonts w:ascii="Times New Roman" w:hAnsi="Times New Roman" w:cs="Times New Roman"/>
-          <w:sz w:val="28"/>
-          <w:szCs w:val="28"/>
-        </w:rPr>
-        <w:t>Запуск прокси-сервера</w:t>
-      </w:r>
-    </w:p>
-    <w:p>
-      <w:pPr>
-        <w:ind w:firstLine="0"/>
-        <w:contextualSpacing/>
-        <w:jc w:val="left"/>
-        <w:rPr>
-          <w:rFonts w:ascii="Times New Roman" w:hAnsi="Times New Roman" w:cs="Times New Roman"/>
-          <w:sz w:val="28"/>
-          <w:szCs w:val="28"/>
-        </w:rPr>
-      </w:pPr>
-    </w:p>
-    <w:p>
-      <w:pPr>
-        <w:ind w:firstLine="709"/>
-        <w:contextualSpacing/>
-        <w:jc w:val="left"/>
-        <w:rPr>
-          <w:rFonts w:ascii="Times New Roman" w:hAnsi="Times New Roman" w:cs="Times New Roman"/>
-          <w:sz w:val="28"/>
-          <w:szCs w:val="28"/>
-        </w:rPr>
-      </w:pPr>
-      <w:r>
-        <w:rPr>
-          <w:rFonts w:ascii="Times New Roman" w:hAnsi="Times New Roman" w:cs="Times New Roman"/>
-          <w:sz w:val="28"/>
-          <w:szCs w:val="28"/>
-        </w:rPr>
-        <w:t xml:space="preserve">В </w:t>
-      </w:r>
-      <w:r>
-        <w:rPr>
-          <w:rFonts w:ascii="Times New Roman" w:hAnsi="Times New Roman" w:cs="Times New Roman"/>
-          <w:sz w:val="28"/>
-          <w:szCs w:val="28"/>
-          <w:lang w:val="en-US"/>
-        </w:rPr>
         <w:t>Wireshark</w:t>
       </w:r>
       <w:r>
@@ -1026,24 +1016,23 @@
           <w:rFonts w:ascii="Times New Roman" w:hAnsi="Times New Roman" w:cs="Times New Roman"/>
           <w:sz w:val="28"/>
           <w:szCs w:val="28"/>
-          <w:lang w:val="en-US"/>
-        </w:rPr>
-      </w:pPr>
-    </w:p>
-    <w:p>
-      <w:pPr>
-        <w:ind w:firstLine="0"/>
-        <w:contextualSpacing/>
-        <w:rPr>
-          <w:rFonts w:ascii="Times New Roman" w:hAnsi="Times New Roman" w:cs="Times New Roman"/>
-          <w:sz w:val="28"/>
-          <w:szCs w:val="28"/>
-          <w:lang w:val="en-US"/>
-        </w:rPr>
-      </w:pPr>
-      <w:r>
-        <w:rPr>
-          <w:rFonts w:ascii="Times New Roman" w:hAnsi="Times New Roman" w:cs="Times New Roman"/>
+        </w:rPr>
+      </w:pPr>
+    </w:p>
+    <w:p>
+      <w:pPr>
+        <w:ind w:firstLine="0"/>
+        <w:contextualSpacing/>
+        <w:rPr>
+          <w:rFonts w:ascii="Times New Roman" w:hAnsi="Times New Roman" w:cs="Times New Roman"/>
+          <w:sz w:val="28"/>
+          <w:szCs w:val="28"/>
+        </w:rPr>
+      </w:pPr>
+      <w:r>
+        <w:rPr>
+          <w:rFonts w:ascii="Times New Roman" w:hAnsi="Times New Roman" w:cs="Times New Roman"/>
+          <w:noProof/>
           <w:sz w:val="28"/>
           <w:szCs w:val="28"/>
         </w:rPr>
@@ -1131,15 +1120,7 @@
           <w:sz w:val="28"/>
           <w:szCs w:val="28"/>
         </w:rPr>
-        <w:t xml:space="preserve"> – </w:t>
-      </w:r>
-      <w:r>
-        <w:rPr>
-          <w:rFonts w:ascii="Times New Roman" w:hAnsi="Times New Roman" w:cs="Times New Roman"/>
-          <w:sz w:val="28"/>
-          <w:szCs w:val="28"/>
-        </w:rPr>
-        <w:t>Установление соединения браузера и прокси (трехкратное рукопожатие)</w:t>
+        <w:t xml:space="preserve"> – Установление соединения браузера и прокси (трехкратное рукопожатие)</w:t>
       </w:r>
     </w:p>
     <w:p>
@@ -1167,6 +1148,7 @@
       <w:r>
         <w:rPr>
           <w:rFonts w:ascii="Times New Roman" w:hAnsi="Times New Roman" w:cs="Times New Roman"/>
+          <w:noProof/>
           <w:sz w:val="28"/>
           <w:szCs w:val="28"/>
           <w:lang w:val="en-US"/>
@@ -1251,6 +1233,7 @@
       <w:r>
         <w:rPr>
           <w:rFonts w:ascii="Times New Roman" w:hAnsi="Times New Roman" w:cs="Times New Roman"/>
+          <w:noProof/>
           <w:sz w:val="28"/>
           <w:szCs w:val="28"/>
         </w:rPr>
@@ -1333,15 +1316,7 @@
           <w:sz w:val="28"/>
           <w:szCs w:val="28"/>
         </w:rPr>
-        <w:t>Рисун</w:t>
-      </w:r>
-      <w:r>
-        <w:rPr>
-          <w:rFonts w:ascii="Times New Roman" w:hAnsi="Times New Roman" w:cs="Times New Roman"/>
-          <w:sz w:val="28"/>
-          <w:szCs w:val="28"/>
-        </w:rPr>
-        <w:t>ки</w:t>
+        <w:t>Рисунки</w:t>
       </w:r>
       <w:r>
         <w:rPr>
@@ -1357,23 +1332,7 @@
           <w:sz w:val="28"/>
           <w:szCs w:val="28"/>
         </w:rPr>
-        <w:t>4,5</w:t>
-      </w:r>
-      <w:r>
-        <w:rPr>
-          <w:rFonts w:ascii="Times New Roman" w:hAnsi="Times New Roman" w:cs="Times New Roman"/>
-          <w:sz w:val="28"/>
-          <w:szCs w:val="28"/>
-        </w:rPr>
-        <w:t xml:space="preserve"> – </w:t>
-      </w:r>
-      <w:r>
-        <w:rPr>
-          <w:rFonts w:ascii="Times New Roman" w:hAnsi="Times New Roman" w:cs="Times New Roman"/>
-          <w:sz w:val="28"/>
-          <w:szCs w:val="28"/>
-        </w:rPr>
-        <w:t>Переход на необходимые ресурсы для тестирования</w:t>
+        <w:t>4,5 – Переход на необходимые ресурсы для тестирования</w:t>
       </w:r>
     </w:p>
     <w:p>
@@ -1430,6 +1389,7 @@
       <w:r>
         <w:rPr>
           <w:rFonts w:ascii="Times New Roman" w:hAnsi="Times New Roman" w:cs="Times New Roman"/>
+          <w:noProof/>
           <w:sz w:val="28"/>
           <w:szCs w:val="28"/>
         </w:rPr>
@@ -1531,31 +1491,15 @@
           <w:sz w:val="28"/>
           <w:szCs w:val="28"/>
         </w:rPr>
-        <w:t xml:space="preserve"> </w:t>
-      </w:r>
-      <w:r>
-        <w:rPr>
-          <w:rFonts w:ascii="Times New Roman" w:hAnsi="Times New Roman" w:cs="Times New Roman"/>
-          <w:sz w:val="28"/>
-          <w:szCs w:val="28"/>
-        </w:rPr>
-        <w:t>6</w:t>
-      </w:r>
-      <w:r>
-        <w:rPr>
-          <w:rFonts w:ascii="Times New Roman" w:hAnsi="Times New Roman" w:cs="Times New Roman"/>
-          <w:sz w:val="28"/>
-          <w:szCs w:val="28"/>
-        </w:rPr>
-        <w:t xml:space="preserve"> – </w:t>
-      </w:r>
-      <w:r>
-        <w:rPr>
-          <w:rFonts w:ascii="Times New Roman" w:hAnsi="Times New Roman" w:cs="Times New Roman"/>
-          <w:sz w:val="28"/>
-          <w:szCs w:val="28"/>
-        </w:rPr>
-        <w:t xml:space="preserve">Результат логирования </w:t>
+        <w:t xml:space="preserve"> 6</w:t>
+      </w:r>
+      <w:r>
+        <w:rPr>
+          <w:rFonts w:ascii="Times New Roman" w:hAnsi="Times New Roman" w:cs="Times New Roman"/>
+          <w:sz w:val="28"/>
+          <w:szCs w:val="28"/>
+        </w:rPr>
+        <w:t xml:space="preserve"> – Результат логирования </w:t>
       </w:r>
       <w:r>
         <w:rPr>
@@ -1610,9 +1554,67 @@
           <w:rFonts w:ascii="Times New Roman" w:hAnsi="Times New Roman" w:cs="Times New Roman"/>
           <w:sz w:val="28"/>
           <w:szCs w:val="28"/>
+          <w:lang w:val="en-US"/>
         </w:rPr>
         <w:drawing>
-          <wp:anchor distT="0" distB="0" distL="114300" distR="114300" simplePos="0" relativeHeight="251727872" behindDoc="0" locked="0" layoutInCell="1" allowOverlap="1" wp14:anchorId="6E517823" wp14:editId="7011CAAC">
+          <wp:anchor distT="0" distB="0" distL="114300" distR="114300" simplePos="0" relativeHeight="251738112" behindDoc="0" locked="0" layoutInCell="1" allowOverlap="1" wp14:anchorId="2AEB0FFA" wp14:editId="7CFE3756">
+            <wp:simplePos x="0" y="0"/>
+            <wp:positionH relativeFrom="column">
+              <wp:posOffset>20955</wp:posOffset>
+            </wp:positionH>
+            <wp:positionV relativeFrom="paragraph">
+              <wp:posOffset>720090</wp:posOffset>
+            </wp:positionV>
+            <wp:extent cx="5940425" cy="326390"/>
+            <wp:effectExtent l="0" t="0" r="3175" b="0"/>
+            <wp:wrapTopAndBottom/>
+            <wp:docPr id="694868050" name="Рисунок 1"/>
+            <wp:cNvGraphicFramePr>
+              <a:graphicFrameLocks xmlns:a="http://schemas.openxmlformats.org/drawingml/2006/main" noChangeAspect="1"/>
+            </wp:cNvGraphicFramePr>
+            <a:graphic xmlns:a="http://schemas.openxmlformats.org/drawingml/2006/main">
+              <a:graphicData uri="http://schemas.openxmlformats.org/drawingml/2006/picture">
+                <pic:pic xmlns:pic="http://schemas.openxmlformats.org/drawingml/2006/picture">
+                  <pic:nvPicPr>
+                    <pic:cNvPr id="694868050" name=""/>
+                    <pic:cNvPicPr/>
+                  </pic:nvPicPr>
+                  <pic:blipFill>
+                    <a:blip r:embed="rId13">
+                      <a:extLst>
+                        <a:ext uri="{28A0092B-C50C-407E-A947-70E740481C1C}">
+                          <a14:useLocalDpi xmlns:a14="http://schemas.microsoft.com/office/drawing/2010/main" val="0"/>
+                        </a:ext>
+                      </a:extLst>
+                    </a:blip>
+                    <a:stretch>
+                      <a:fillRect/>
+                    </a:stretch>
+                  </pic:blipFill>
+                  <pic:spPr>
+                    <a:xfrm>
+                      <a:off x="0" y="0"/>
+                      <a:ext cx="5940425" cy="326390"/>
+                    </a:xfrm>
+                    <a:prstGeom prst="rect">
+                      <a:avLst/>
+                    </a:prstGeom>
+                  </pic:spPr>
+                </pic:pic>
+              </a:graphicData>
+            </a:graphic>
+          </wp:anchor>
+        </w:drawing>
+      </w:r>
+      <w:r>
+        <w:rPr>
+          <w:rFonts w:ascii="Times New Roman" w:hAnsi="Times New Roman" w:cs="Times New Roman"/>
+          <w:noProof/>
+          <w:sz w:val="28"/>
+          <w:szCs w:val="28"/>
+        </w:rPr>
+        <w:drawing>
+          <wp:anchor distT="0" distB="0" distL="114300" distR="114300" simplePos="0" relativeHeight="251727872" behindDoc="0" locked="0" layoutInCell="1" allowOverlap="1" wp14:anchorId="6E517823" wp14:editId="6A4E3473">
             <wp:simplePos x="0" y="0"/>
             <wp:positionH relativeFrom="margin">
               <wp:align>left</wp:align>
@@ -1621,7 +1623,7 @@
               <wp:posOffset>400050</wp:posOffset>
             </wp:positionV>
             <wp:extent cx="5940425" cy="266065"/>
-            <wp:effectExtent l="0" t="0" r="3175" b="635"/>
+            <wp:effectExtent l="19050" t="19050" r="22225" b="19685"/>
             <wp:wrapTopAndBottom/>
             <wp:docPr id="236966347" name="Рисунок 1"/>
             <wp:cNvGraphicFramePr>
@@ -1635,7 +1637,7 @@
                     <pic:cNvPicPr/>
                   </pic:nvPicPr>
                   <pic:blipFill>
-                    <a:blip r:embed="rId13">
+                    <a:blip r:embed="rId14">
                       <a:extLst>
                         <a:ext uri="{28A0092B-C50C-407E-A947-70E740481C1C}">
                           <a14:useLocalDpi xmlns:a14="http://schemas.microsoft.com/office/drawing/2010/main" val="0"/>
@@ -1654,6 +1656,11 @@
                     <a:prstGeom prst="rect">
                       <a:avLst/>
                     </a:prstGeom>
+                    <a:ln>
+                      <a:solidFill>
+                        <a:schemeClr val="tx1"/>
+                      </a:solidFill>
+                    </a:ln>
                   </pic:spPr>
                 </pic:pic>
               </a:graphicData>
@@ -1715,7 +1722,15 @@
           <w:sz w:val="28"/>
           <w:szCs w:val="28"/>
         </w:rPr>
-        <w:t>Рисунок</w:t>
+        <w:t>Рисунк</w:t>
+      </w:r>
+      <w:r>
+        <w:rPr>
+          <w:rFonts w:ascii="Times New Roman" w:hAnsi="Times New Roman" w:cs="Times New Roman"/>
+          <w:sz w:val="28"/>
+          <w:szCs w:val="28"/>
+        </w:rPr>
+        <w:t>и</w:t>
       </w:r>
       <w:r>
         <w:rPr>
@@ -1739,15 +1754,15 @@
           <w:sz w:val="28"/>
           <w:szCs w:val="28"/>
         </w:rPr>
-        <w:t xml:space="preserve"> – </w:t>
-      </w:r>
-      <w:r>
-        <w:rPr>
-          <w:rFonts w:ascii="Times New Roman" w:hAnsi="Times New Roman" w:cs="Times New Roman"/>
-          <w:sz w:val="28"/>
-          <w:szCs w:val="28"/>
-        </w:rPr>
-        <w:t xml:space="preserve">Пакеты в </w:t>
+        <w:t>, 8</w:t>
+      </w:r>
+      <w:r>
+        <w:rPr>
+          <w:rFonts w:ascii="Times New Roman" w:hAnsi="Times New Roman" w:cs="Times New Roman"/>
+          <w:sz w:val="28"/>
+          <w:szCs w:val="28"/>
+        </w:rPr>
+        <w:t xml:space="preserve"> – Пакеты в </w:t>
       </w:r>
       <w:r>
         <w:rPr>
@@ -1800,6 +1815,30 @@
         </w:rPr>
         <w:t>com</w:t>
       </w:r>
+      <w:r>
+        <w:rPr>
+          <w:rFonts w:ascii="Times New Roman" w:hAnsi="Times New Roman" w:cs="Times New Roman"/>
+          <w:sz w:val="28"/>
+          <w:szCs w:val="28"/>
+        </w:rPr>
+        <w:t xml:space="preserve"> (</w:t>
+      </w:r>
+      <w:r>
+        <w:rPr>
+          <w:rFonts w:ascii="Times New Roman" w:hAnsi="Times New Roman" w:cs="Times New Roman"/>
+          <w:sz w:val="28"/>
+          <w:szCs w:val="28"/>
+        </w:rPr>
+        <w:t>между прокси и браузером, между прокси и ресурсом</w:t>
+      </w:r>
+      <w:r>
+        <w:rPr>
+          <w:rFonts w:ascii="Times New Roman" w:hAnsi="Times New Roman" w:cs="Times New Roman"/>
+          <w:sz w:val="28"/>
+          <w:szCs w:val="28"/>
+        </w:rPr>
+        <w:t>)</w:t>
+      </w:r>
     </w:p>
     <w:p>
       <w:pPr>
@@ -1822,6 +1861,7 @@
           <w:rFonts w:ascii="Times New Roman" w:hAnsi="Times New Roman" w:cs="Times New Roman"/>
           <w:sz w:val="28"/>
           <w:szCs w:val="28"/>
+          <w:lang w:val="en-US"/>
         </w:rPr>
       </w:pPr>
       <w:r>
@@ -1925,7 +1965,6 @@
         </w:rPr>
         <w:t xml:space="preserve"> </w:t>
       </w:r>
-      <w:proofErr w:type="gramStart"/>
       <w:r>
         <w:rPr>
           <w:rFonts w:ascii="Times New Roman" w:hAnsi="Times New Roman" w:cs="Times New Roman"/>
@@ -1948,16 +1987,7 @@
           <w:sz w:val="28"/>
           <w:szCs w:val="28"/>
         </w:rPr>
-        <w:t xml:space="preserve"> и</w:t>
-      </w:r>
-      <w:proofErr w:type="gramEnd"/>
-      <w:r>
-        <w:rPr>
-          <w:rFonts w:ascii="Times New Roman" w:hAnsi="Times New Roman" w:cs="Times New Roman"/>
-          <w:sz w:val="28"/>
-          <w:szCs w:val="28"/>
-        </w:rPr>
-        <w:t xml:space="preserve"> возвращает клиенту статус</w:t>
+        <w:t>и возвращает клиенту статус</w:t>
       </w:r>
       <w:r>
         <w:rPr>
@@ -1982,7 +2012,7 @@
           <w:sz w:val="28"/>
           <w:szCs w:val="28"/>
         </w:rPr>
-        <w:t xml:space="preserve">304 Not </w:t>
+        <w:t xml:space="preserve">304 </w:t>
       </w:r>
       <w:proofErr w:type="spellStart"/>
       <w:r>
@@ -1991,6 +2021,24 @@
           <w:sz w:val="28"/>
           <w:szCs w:val="28"/>
         </w:rPr>
+        <w:t>Not</w:t>
+      </w:r>
+      <w:proofErr w:type="spellEnd"/>
+      <w:r>
+        <w:rPr>
+          <w:rFonts w:ascii="Times New Roman" w:hAnsi="Times New Roman" w:cs="Times New Roman"/>
+          <w:sz w:val="28"/>
+          <w:szCs w:val="28"/>
+        </w:rPr>
+        <w:t xml:space="preserve"> </w:t>
+      </w:r>
+      <w:proofErr w:type="spellStart"/>
+      <w:r>
+        <w:rPr>
+          <w:rFonts w:ascii="Times New Roman" w:hAnsi="Times New Roman" w:cs="Times New Roman"/>
+          <w:sz w:val="28"/>
+          <w:szCs w:val="28"/>
+        </w:rPr>
         <w:t>Modified</w:t>
       </w:r>
       <w:proofErr w:type="spellEnd"/>
@@ -2029,6 +2077,7 @@
       <w:r>
         <w:rPr>
           <w:rFonts w:ascii="Times New Roman" w:hAnsi="Times New Roman" w:cs="Times New Roman"/>
+          <w:noProof/>
           <w:sz w:val="28"/>
           <w:szCs w:val="28"/>
           <w:lang w:val="en-US"/>
@@ -2057,7 +2106,7 @@
                     <pic:cNvPicPr/>
                   </pic:nvPicPr>
                   <pic:blipFill>
-                    <a:blip r:embed="rId14">
+                    <a:blip r:embed="rId15">
                       <a:extLst>
                         <a:ext uri="{28A0092B-C50C-407E-A947-70E740481C1C}">
                           <a14:useLocalDpi xmlns:a14="http://schemas.microsoft.com/office/drawing/2010/main" val="0"/>
@@ -2116,51 +2165,44 @@
           <w:sz w:val="28"/>
           <w:szCs w:val="28"/>
         </w:rPr>
-        <w:t>8</w:t>
-      </w:r>
-      <w:r>
-        <w:rPr>
-          <w:rFonts w:ascii="Times New Roman" w:hAnsi="Times New Roman" w:cs="Times New Roman"/>
-          <w:sz w:val="28"/>
-          <w:szCs w:val="28"/>
-        </w:rPr>
-        <w:t xml:space="preserve"> – </w:t>
-      </w:r>
-      <w:r>
-        <w:rPr>
-          <w:rFonts w:ascii="Times New Roman" w:hAnsi="Times New Roman" w:cs="Times New Roman"/>
-          <w:sz w:val="28"/>
-          <w:szCs w:val="28"/>
-        </w:rPr>
-        <w:t>сообщение от браузера к прокси</w:t>
-      </w:r>
-    </w:p>
-    <w:p>
-      <w:pPr>
-        <w:ind w:firstLine="0"/>
-        <w:contextualSpacing/>
-        <w:jc w:val="both"/>
-        <w:rPr>
-          <w:rFonts w:ascii="Times New Roman" w:hAnsi="Times New Roman" w:cs="Times New Roman"/>
-          <w:sz w:val="28"/>
-          <w:szCs w:val="28"/>
-        </w:rPr>
-      </w:pPr>
-    </w:p>
-    <w:p>
-      <w:pPr>
-        <w:ind w:firstLine="0"/>
-        <w:contextualSpacing/>
-        <w:jc w:val="both"/>
-        <w:rPr>
-          <w:rFonts w:ascii="Times New Roman" w:hAnsi="Times New Roman" w:cs="Times New Roman"/>
-          <w:sz w:val="28"/>
-          <w:szCs w:val="28"/>
-        </w:rPr>
-      </w:pPr>
-      <w:r>
-        <w:rPr>
-          <w:rFonts w:ascii="Times New Roman" w:hAnsi="Times New Roman" w:cs="Times New Roman"/>
+        <w:t>9</w:t>
+      </w:r>
+      <w:r>
+        <w:rPr>
+          <w:rFonts w:ascii="Times New Roman" w:hAnsi="Times New Roman" w:cs="Times New Roman"/>
+          <w:sz w:val="28"/>
+          <w:szCs w:val="28"/>
+        </w:rPr>
+        <w:t xml:space="preserve"> – сообщение от браузера к прокси</w:t>
+      </w:r>
+    </w:p>
+    <w:p>
+      <w:pPr>
+        <w:ind w:firstLine="0"/>
+        <w:contextualSpacing/>
+        <w:jc w:val="both"/>
+        <w:rPr>
+          <w:rFonts w:ascii="Times New Roman" w:hAnsi="Times New Roman" w:cs="Times New Roman"/>
+          <w:sz w:val="28"/>
+          <w:szCs w:val="28"/>
+        </w:rPr>
+      </w:pPr>
+    </w:p>
+    <w:p>
+      <w:pPr>
+        <w:ind w:firstLine="0"/>
+        <w:contextualSpacing/>
+        <w:jc w:val="both"/>
+        <w:rPr>
+          <w:rFonts w:ascii="Times New Roman" w:hAnsi="Times New Roman" w:cs="Times New Roman"/>
+          <w:sz w:val="28"/>
+          <w:szCs w:val="28"/>
+        </w:rPr>
+      </w:pPr>
+      <w:r>
+        <w:rPr>
+          <w:rFonts w:ascii="Times New Roman" w:hAnsi="Times New Roman" w:cs="Times New Roman"/>
+          <w:noProof/>
           <w:sz w:val="28"/>
           <w:szCs w:val="28"/>
           <w:lang w:val="en-US"/>
@@ -2181,7 +2223,7 @@
                     <pic:cNvPicPr/>
                   </pic:nvPicPr>
                   <pic:blipFill>
-                    <a:blip r:embed="rId15"/>
+                    <a:blip r:embed="rId16"/>
                     <a:stretch>
                       <a:fillRect/>
                     </a:stretch>
@@ -2227,6 +2269,7 @@
       <w:r>
         <w:rPr>
           <w:rFonts w:ascii="Times New Roman" w:hAnsi="Times New Roman" w:cs="Times New Roman"/>
+          <w:noProof/>
           <w:sz w:val="28"/>
           <w:szCs w:val="28"/>
         </w:rPr>
@@ -2254,7 +2297,7 @@
                     <pic:cNvPicPr/>
                   </pic:nvPicPr>
                   <pic:blipFill>
-                    <a:blip r:embed="rId16">
+                    <a:blip r:embed="rId17">
                       <a:extLst>
                         <a:ext uri="{28A0092B-C50C-407E-A947-70E740481C1C}">
                           <a14:useLocalDpi xmlns:a14="http://schemas.microsoft.com/office/drawing/2010/main" val="0"/>
@@ -2305,62 +2348,46 @@
           <w:sz w:val="28"/>
           <w:szCs w:val="28"/>
         </w:rPr>
-        <w:t>9</w:t>
-      </w:r>
-      <w:r>
-        <w:rPr>
-          <w:rFonts w:ascii="Times New Roman" w:hAnsi="Times New Roman" w:cs="Times New Roman"/>
-          <w:sz w:val="28"/>
-          <w:szCs w:val="28"/>
-        </w:rPr>
-        <w:t xml:space="preserve"> – сообщение </w:t>
-      </w:r>
-      <w:r>
-        <w:rPr>
-          <w:rFonts w:ascii="Times New Roman" w:hAnsi="Times New Roman" w:cs="Times New Roman"/>
-          <w:sz w:val="28"/>
-          <w:szCs w:val="28"/>
-        </w:rPr>
-        <w:t>между прокси-сервером и ресурсом</w:t>
-      </w:r>
-    </w:p>
-    <w:p>
-      <w:pPr>
-        <w:ind w:firstLine="0"/>
-        <w:contextualSpacing/>
-        <w:jc w:val="both"/>
-        <w:rPr>
-          <w:rFonts w:ascii="Times New Roman" w:hAnsi="Times New Roman" w:cs="Times New Roman"/>
-          <w:sz w:val="28"/>
-          <w:szCs w:val="28"/>
-        </w:rPr>
-      </w:pPr>
-    </w:p>
-    <w:p>
-      <w:pPr>
-        <w:ind w:firstLine="0"/>
-        <w:contextualSpacing/>
-        <w:rPr>
-          <w:rFonts w:ascii="Times New Roman" w:hAnsi="Times New Roman" w:cs="Times New Roman"/>
-          <w:sz w:val="28"/>
-          <w:szCs w:val="28"/>
-        </w:rPr>
-      </w:pPr>
-      <w:r>
-        <w:rPr>
-          <w:rFonts w:ascii="Times New Roman" w:hAnsi="Times New Roman" w:cs="Times New Roman"/>
-          <w:sz w:val="28"/>
-          <w:szCs w:val="28"/>
-        </w:rPr>
-        <w:t>Ри</w:t>
-      </w:r>
-      <w:r>
-        <w:rPr>
-          <w:rFonts w:ascii="Times New Roman" w:hAnsi="Times New Roman" w:cs="Times New Roman"/>
-          <w:sz w:val="28"/>
-          <w:szCs w:val="28"/>
-        </w:rPr>
-        <w:t>сунок</w:t>
+        <w:t>10</w:t>
+      </w:r>
+      <w:r>
+        <w:rPr>
+          <w:rFonts w:ascii="Times New Roman" w:hAnsi="Times New Roman" w:cs="Times New Roman"/>
+          <w:sz w:val="28"/>
+          <w:szCs w:val="28"/>
+        </w:rPr>
+        <w:t xml:space="preserve"> – сообщение между прокси-сервером и ресурсом</w:t>
+      </w:r>
+    </w:p>
+    <w:p>
+      <w:pPr>
+        <w:ind w:firstLine="0"/>
+        <w:contextualSpacing/>
+        <w:jc w:val="both"/>
+        <w:rPr>
+          <w:rFonts w:ascii="Times New Roman" w:hAnsi="Times New Roman" w:cs="Times New Roman"/>
+          <w:sz w:val="28"/>
+          <w:szCs w:val="28"/>
+        </w:rPr>
+      </w:pPr>
+    </w:p>
+    <w:p>
+      <w:pPr>
+        <w:ind w:firstLine="0"/>
+        <w:contextualSpacing/>
+        <w:rPr>
+          <w:rFonts w:ascii="Times New Roman" w:hAnsi="Times New Roman" w:cs="Times New Roman"/>
+          <w:sz w:val="28"/>
+          <w:szCs w:val="28"/>
+        </w:rPr>
+      </w:pPr>
+      <w:r>
+        <w:rPr>
+          <w:rFonts w:ascii="Times New Roman" w:hAnsi="Times New Roman" w:cs="Times New Roman"/>
+          <w:sz w:val="28"/>
+          <w:szCs w:val="28"/>
+        </w:rPr>
+        <w:t>Рисунок</w:t>
       </w:r>
       <w:r>
         <w:rPr>
@@ -2376,23 +2403,23 @@
           <w:sz w:val="28"/>
           <w:szCs w:val="28"/>
         </w:rPr>
-        <w:t>10</w:t>
-      </w:r>
-      <w:r>
-        <w:rPr>
-          <w:rFonts w:ascii="Times New Roman" w:hAnsi="Times New Roman" w:cs="Times New Roman"/>
-          <w:sz w:val="28"/>
-          <w:szCs w:val="28"/>
-        </w:rPr>
-        <w:t xml:space="preserve"> – </w:t>
-      </w:r>
-      <w:r>
-        <w:rPr>
-          <w:rFonts w:ascii="Times New Roman" w:hAnsi="Times New Roman" w:cs="Times New Roman"/>
-          <w:sz w:val="28"/>
-          <w:szCs w:val="28"/>
-        </w:rPr>
-        <w:t>Подтверждение стабильного соединения при использовании радио (в отличие от первого случая)</w:t>
+        <w:t>1</w:t>
+      </w:r>
+      <w:r>
+        <w:rPr>
+          <w:rFonts w:ascii="Times New Roman" w:hAnsi="Times New Roman" w:cs="Times New Roman"/>
+          <w:sz w:val="28"/>
+          <w:szCs w:val="28"/>
+        </w:rPr>
+        <w:t>1</w:t>
+      </w:r>
+      <w:r>
+        <w:rPr>
+          <w:rFonts w:ascii="Times New Roman" w:hAnsi="Times New Roman" w:cs="Times New Roman"/>
+          <w:sz w:val="28"/>
+          <w:szCs w:val="28"/>
+        </w:rPr>
+        <w:t xml:space="preserve"> – Подтверждение стабильного соединения при использовании радио</w:t>
       </w:r>
     </w:p>
     <w:p>
@@ -2449,7 +2476,16 @@
           <w:sz w:val="28"/>
           <w:szCs w:val="28"/>
         </w:rPr>
-        <w:t xml:space="preserve">запрос, прокси устанавливает соединение с сервером и формирует к нему запрос </w:t>
+        <w:t xml:space="preserve">запрос, прокси устанавливает соединение с сервером и формирует к нему </w:t>
+      </w:r>
+      <w:r>
+        <w:rPr>
+          <w:rFonts w:ascii="Times New Roman" w:hAnsi="Times New Roman" w:cs="Times New Roman"/>
+          <w:sz w:val="28"/>
+          <w:szCs w:val="28"/>
+        </w:rPr>
+        <w:lastRenderedPageBreak/>
+        <w:t xml:space="preserve">запрос </w:t>
       </w:r>
       <w:r>
         <w:rPr>
@@ -2543,16 +2579,7 @@
           <w:sz w:val="28"/>
           <w:szCs w:val="28"/>
         </w:rPr>
-        <w:t xml:space="preserve">. Туда же входит начало данных. В отличие от предыдущего случая соединение не закрывается, а продолжает существовать, так как </w:t>
-      </w:r>
-      <w:r>
-        <w:rPr>
-          <w:rFonts w:ascii="Times New Roman" w:hAnsi="Times New Roman" w:cs="Times New Roman"/>
-          <w:sz w:val="28"/>
-          <w:szCs w:val="28"/>
-        </w:rPr>
-        <w:lastRenderedPageBreak/>
-        <w:t xml:space="preserve">существует необходимость постоянно передачи аудиосообщений. Поэтому в данном случае </w:t>
+        <w:t xml:space="preserve">. Туда же входит начало данных. В отличие от предыдущего случая соединение не закрывается, а продолжает существовать, так как существует необходимость постоянно передачи аудиосообщений. Поэтому в данном случае </w:t>
       </w:r>
       <w:r>
         <w:rPr>
@@ -2734,7 +2761,6 @@
           <w:rFonts w:ascii="Times New Roman" w:hAnsi="Times New Roman" w:cs="Times New Roman"/>
           <w:sz w:val="28"/>
           <w:szCs w:val="28"/>
-          <w:lang w:val="en-US"/>
         </w:rPr>
       </w:pPr>
       <w:r>
@@ -2755,12 +2781,12 @@
           <w:rFonts w:ascii="Times New Roman" w:hAnsi="Times New Roman" w:cs="Times New Roman"/>
           <w:sz w:val="28"/>
           <w:szCs w:val="28"/>
-          <w:lang w:val="en-US"/>
-        </w:rPr>
-      </w:pPr>
-      <w:r>
-        <w:rPr>
-          <w:rFonts w:ascii="Times New Roman" w:hAnsi="Times New Roman" w:cs="Times New Roman"/>
+        </w:rPr>
+      </w:pPr>
+      <w:r>
+        <w:rPr>
+          <w:rFonts w:ascii="Times New Roman" w:hAnsi="Times New Roman" w:cs="Times New Roman"/>
+          <w:noProof/>
           <w:sz w:val="28"/>
           <w:szCs w:val="28"/>
           <w:lang w:val="en-US"/>
@@ -2789,7 +2815,7 @@
                     <pic:cNvPicPr/>
                   </pic:nvPicPr>
                   <pic:blipFill>
-                    <a:blip r:embed="rId17">
+                    <a:blip r:embed="rId18">
                       <a:extLst>
                         <a:ext uri="{28A0092B-C50C-407E-A947-70E740481C1C}">
                           <a14:useLocalDpi xmlns:a14="http://schemas.microsoft.com/office/drawing/2010/main" val="0"/>
@@ -2825,34 +2851,41 @@
           <w:rFonts w:ascii="Times New Roman" w:hAnsi="Times New Roman" w:cs="Times New Roman"/>
           <w:sz w:val="28"/>
           <w:szCs w:val="28"/>
+        </w:rPr>
+      </w:pPr>
+    </w:p>
+    <w:p>
+      <w:pPr>
+        <w:ind w:firstLine="0"/>
+        <w:contextualSpacing/>
+        <w:rPr>
+          <w:rFonts w:ascii="Times New Roman" w:hAnsi="Times New Roman" w:cs="Times New Roman"/>
+          <w:sz w:val="28"/>
+          <w:szCs w:val="28"/>
+        </w:rPr>
+      </w:pPr>
+      <w:r>
+        <w:rPr>
+          <w:rFonts w:ascii="Times New Roman" w:hAnsi="Times New Roman" w:cs="Times New Roman"/>
+          <w:sz w:val="28"/>
+          <w:szCs w:val="28"/>
+        </w:rPr>
+        <w:t>Рисунок 1</w:t>
+      </w:r>
+      <w:r>
+        <w:rPr>
+          <w:rFonts w:ascii="Times New Roman" w:hAnsi="Times New Roman" w:cs="Times New Roman"/>
+          <w:sz w:val="28"/>
+          <w:szCs w:val="28"/>
           <w:lang w:val="en-US"/>
         </w:rPr>
-      </w:pPr>
-    </w:p>
-    <w:p>
-      <w:pPr>
-        <w:ind w:firstLine="0"/>
-        <w:contextualSpacing/>
-        <w:rPr>
-          <w:rFonts w:ascii="Times New Roman" w:hAnsi="Times New Roman" w:cs="Times New Roman"/>
-          <w:sz w:val="28"/>
-          <w:szCs w:val="28"/>
-        </w:rPr>
-      </w:pPr>
-      <w:r>
-        <w:rPr>
-          <w:rFonts w:ascii="Times New Roman" w:hAnsi="Times New Roman" w:cs="Times New Roman"/>
-          <w:sz w:val="28"/>
-          <w:szCs w:val="28"/>
-        </w:rPr>
-        <w:t>Рисунок 11</w:t>
-      </w:r>
-      <w:r>
-        <w:rPr>
-          <w:rFonts w:ascii="Times New Roman" w:hAnsi="Times New Roman" w:cs="Times New Roman"/>
-          <w:sz w:val="28"/>
-          <w:szCs w:val="28"/>
-          <w:lang w:val="en-US"/>
+        <w:t>2</w:t>
+      </w:r>
+      <w:r>
+        <w:rPr>
+          <w:rFonts w:ascii="Times New Roman" w:hAnsi="Times New Roman" w:cs="Times New Roman"/>
+          <w:sz w:val="28"/>
+          <w:szCs w:val="28"/>
         </w:rPr>
         <w:t xml:space="preserve"> </w:t>
       </w:r>
@@ -2919,6 +2952,7 @@
       <w:r>
         <w:rPr>
           <w:rFonts w:ascii="Times New Roman" w:hAnsi="Times New Roman" w:cs="Times New Roman"/>
+          <w:noProof/>
           <w:sz w:val="28"/>
           <w:szCs w:val="28"/>
         </w:rPr>
@@ -2946,7 +2980,7 @@
                     <pic:cNvPicPr/>
                   </pic:nvPicPr>
                   <pic:blipFill>
-                    <a:blip r:embed="rId18">
+                    <a:blip r:embed="rId19">
                       <a:extLst>
                         <a:ext uri="{28A0092B-C50C-407E-A947-70E740481C1C}">
                           <a14:useLocalDpi xmlns:a14="http://schemas.microsoft.com/office/drawing/2010/main" val="0"/>
@@ -3032,16 +3066,16 @@
           <w:rFonts w:ascii="Times New Roman" w:hAnsi="Times New Roman" w:cs="Times New Roman"/>
           <w:sz w:val="28"/>
           <w:szCs w:val="28"/>
-        </w:rPr>
-        <w:t>2</w:t>
-      </w:r>
-      <w:r>
-        <w:rPr>
-          <w:rFonts w:ascii="Times New Roman" w:hAnsi="Times New Roman" w:cs="Times New Roman"/>
-          <w:sz w:val="28"/>
-          <w:szCs w:val="28"/>
           <w:lang w:val="en-US"/>
         </w:rPr>
+        <w:t>3</w:t>
+      </w:r>
+      <w:r>
+        <w:rPr>
+          <w:rFonts w:ascii="Times New Roman" w:hAnsi="Times New Roman" w:cs="Times New Roman"/>
+          <w:sz w:val="28"/>
+          <w:szCs w:val="28"/>
+        </w:rPr>
         <w:t xml:space="preserve"> </w:t>
       </w:r>
       <w:r>
@@ -3050,15 +3084,7 @@
           <w:sz w:val="28"/>
           <w:szCs w:val="28"/>
         </w:rPr>
-        <w:t xml:space="preserve">– </w:t>
-      </w:r>
-      <w:r>
-        <w:rPr>
-          <w:rFonts w:ascii="Times New Roman" w:hAnsi="Times New Roman" w:cs="Times New Roman"/>
-          <w:sz w:val="28"/>
-          <w:szCs w:val="28"/>
-        </w:rPr>
-        <w:t>Запуск прокси-сервера. Считывание черного списка</w:t>
+        <w:t>– Запуск прокси-сервера. Считывание черного списка</w:t>
       </w:r>
     </w:p>
     <w:p>
@@ -3115,6 +3141,7 @@
       <w:r>
         <w:rPr>
           <w:rFonts w:ascii="Times New Roman" w:hAnsi="Times New Roman" w:cs="Times New Roman"/>
+          <w:noProof/>
           <w:sz w:val="28"/>
           <w:szCs w:val="28"/>
         </w:rPr>
@@ -3142,7 +3169,7 @@
                     <pic:cNvPicPr/>
                   </pic:nvPicPr>
                   <pic:blipFill>
-                    <a:blip r:embed="rId19">
+                    <a:blip r:embed="rId20">
                       <a:extLst>
                         <a:ext uri="{28A0092B-C50C-407E-A947-70E740481C1C}">
                           <a14:useLocalDpi xmlns:a14="http://schemas.microsoft.com/office/drawing/2010/main" val="0"/>
@@ -3205,23 +3232,23 @@
           <w:sz w:val="28"/>
           <w:szCs w:val="28"/>
         </w:rPr>
-        <w:t xml:space="preserve">3 </w:t>
-      </w:r>
-      <w:r>
-        <w:rPr>
-          <w:rFonts w:ascii="Times New Roman" w:hAnsi="Times New Roman" w:cs="Times New Roman"/>
-          <w:sz w:val="28"/>
-          <w:szCs w:val="28"/>
-        </w:rPr>
-        <w:t xml:space="preserve">– </w:t>
-      </w:r>
-      <w:r>
-        <w:rPr>
-          <w:rFonts w:ascii="Times New Roman" w:hAnsi="Times New Roman" w:cs="Times New Roman"/>
-          <w:sz w:val="28"/>
-          <w:szCs w:val="28"/>
-        </w:rPr>
-        <w:t>Логирование в консоли программы</w:t>
+        <w:t>4</w:t>
+      </w:r>
+      <w:r>
+        <w:rPr>
+          <w:rFonts w:ascii="Times New Roman" w:hAnsi="Times New Roman" w:cs="Times New Roman"/>
+          <w:sz w:val="28"/>
+          <w:szCs w:val="28"/>
+        </w:rPr>
+        <w:t xml:space="preserve"> </w:t>
+      </w:r>
+      <w:r>
+        <w:rPr>
+          <w:rFonts w:ascii="Times New Roman" w:hAnsi="Times New Roman" w:cs="Times New Roman"/>
+          <w:sz w:val="28"/>
+          <w:szCs w:val="28"/>
+        </w:rPr>
+        <w:t>– Логирование в консоли программы</w:t>
       </w:r>
     </w:p>
     <w:p>
@@ -3350,7 +3377,6 @@
           <w:sz w:val="28"/>
           <w:szCs w:val="28"/>
         </w:rPr>
-        <w:lastRenderedPageBreak/>
         <w:drawing>
           <wp:anchor distT="0" distB="0" distL="114300" distR="114300" simplePos="0" relativeHeight="251737088" behindDoc="0" locked="0" layoutInCell="1" allowOverlap="1" wp14:anchorId="2C018909" wp14:editId="7BDA495A">
             <wp:simplePos x="0" y="0"/>
@@ -3377,7 +3403,7 @@
                     </pic:cNvPicPr>
                   </pic:nvPicPr>
                   <pic:blipFill>
-                    <a:blip r:embed="rId20">
+                    <a:blip r:embed="rId21">
                       <a:extLst>
                         <a:ext uri="{28A0092B-C50C-407E-A947-70E740481C1C}">
                           <a14:useLocalDpi xmlns:a14="http://schemas.microsoft.com/office/drawing/2010/main" val="0"/>
@@ -3435,7 +3461,7 @@
           <w:sz w:val="28"/>
           <w:szCs w:val="28"/>
         </w:rPr>
-        <w:t>4</w:t>
+        <w:t>5</w:t>
       </w:r>
       <w:r>
         <w:rPr>
@@ -3451,15 +3477,7 @@
           <w:sz w:val="28"/>
           <w:szCs w:val="28"/>
         </w:rPr>
-        <w:t xml:space="preserve">– </w:t>
-      </w:r>
-      <w:r>
-        <w:rPr>
-          <w:rFonts w:ascii="Times New Roman" w:hAnsi="Times New Roman" w:cs="Times New Roman"/>
-          <w:sz w:val="28"/>
-          <w:szCs w:val="28"/>
-        </w:rPr>
-        <w:t>Страница, находящаяся в черном списке</w:t>
+        <w:t>– Страница, находящаяся в черном списке</w:t>
       </w:r>
     </w:p>
     <w:p>
@@ -3488,6 +3506,7 @@
       <w:r>
         <w:rPr>
           <w:rFonts w:ascii="Times New Roman" w:hAnsi="Times New Roman" w:cs="Times New Roman"/>
+          <w:noProof/>
           <w:sz w:val="28"/>
           <w:szCs w:val="28"/>
         </w:rPr>
@@ -3515,7 +3534,7 @@
                     <pic:cNvPicPr/>
                   </pic:nvPicPr>
                   <pic:blipFill>
-                    <a:blip r:embed="rId21">
+                    <a:blip r:embed="rId22">
                       <a:extLst>
                         <a:ext uri="{28A0092B-C50C-407E-A947-70E740481C1C}">
                           <a14:useLocalDpi xmlns:a14="http://schemas.microsoft.com/office/drawing/2010/main" val="0"/>
@@ -3604,6 +3623,7 @@
       <w:r>
         <w:rPr>
           <w:rFonts w:ascii="Times New Roman" w:hAnsi="Times New Roman" w:cs="Times New Roman"/>
+          <w:noProof/>
           <w:sz w:val="28"/>
           <w:szCs w:val="28"/>
         </w:rPr>
@@ -3631,7 +3651,7 @@
                     <pic:cNvPicPr/>
                   </pic:nvPicPr>
                   <pic:blipFill>
-                    <a:blip r:embed="rId22">
+                    <a:blip r:embed="rId23">
                       <a:extLst>
                         <a:ext uri="{28A0092B-C50C-407E-A947-70E740481C1C}">
                           <a14:useLocalDpi xmlns:a14="http://schemas.microsoft.com/office/drawing/2010/main" val="0"/>
@@ -3671,7 +3691,7 @@
           <w:sz w:val="28"/>
           <w:szCs w:val="28"/>
         </w:rPr>
-        <w:t>5</w:t>
+        <w:t>6</w:t>
       </w:r>
       <w:r>
         <w:rPr>
@@ -3687,15 +3707,7 @@
           <w:sz w:val="28"/>
           <w:szCs w:val="28"/>
         </w:rPr>
-        <w:t xml:space="preserve">– </w:t>
-      </w:r>
-      <w:r>
-        <w:rPr>
-          <w:rFonts w:ascii="Times New Roman" w:hAnsi="Times New Roman" w:cs="Times New Roman"/>
-          <w:sz w:val="28"/>
-          <w:szCs w:val="28"/>
-        </w:rPr>
-        <w:t xml:space="preserve">Пакеты со страницы </w:t>
+        <w:t xml:space="preserve">– Пакеты со страницы </w:t>
       </w:r>
       <w:r>
         <w:rPr>
@@ -3760,7 +3772,7 @@
           <w:sz w:val="28"/>
           <w:szCs w:val="28"/>
         </w:rPr>
-        <w:t>6</w:t>
+        <w:t>7</w:t>
       </w:r>
       <w:r>
         <w:rPr>
@@ -3975,15 +3987,7 @@
           <w:sz w:val="28"/>
           <w:szCs w:val="28"/>
         </w:rPr>
-        <w:t xml:space="preserve"> </w:t>
-      </w:r>
-      <w:r>
-        <w:rPr>
-          <w:rFonts w:ascii="Times New Roman" w:hAnsi="Times New Roman" w:cs="Times New Roman"/>
-          <w:sz w:val="28"/>
-          <w:szCs w:val="28"/>
-        </w:rPr>
-        <w:t>локальны</w:t>
+        <w:t xml:space="preserve"> локальны</w:t>
       </w:r>
       <w:r>
         <w:rPr>
@@ -4033,23 +4037,7 @@
           <w:sz w:val="28"/>
           <w:szCs w:val="28"/>
         </w:rPr>
-        <w:t xml:space="preserve">, </w:t>
-      </w:r>
-      <w:r>
-        <w:rPr>
-          <w:rFonts w:ascii="Times New Roman" w:hAnsi="Times New Roman" w:cs="Times New Roman"/>
-          <w:sz w:val="28"/>
-          <w:szCs w:val="28"/>
-        </w:rPr>
-        <w:t>live.legendy.by</w:t>
-      </w:r>
-      <w:r>
-        <w:rPr>
-          <w:rFonts w:ascii="Times New Roman" w:hAnsi="Times New Roman" w:cs="Times New Roman"/>
-          <w:sz w:val="28"/>
-          <w:szCs w:val="28"/>
-        </w:rPr>
-        <w:t>.</w:t>
+        <w:t>, live.legendy.by.</w:t>
       </w:r>
       <w:r>
         <w:rPr>
@@ -4082,43 +4070,16 @@
           <w:sz w:val="28"/>
           <w:szCs w:val="28"/>
         </w:rPr>
-        <w:t>запрос</w:t>
-      </w:r>
-      <w:proofErr w:type="gramStart"/>
-      <w:r>
-        <w:rPr>
-          <w:rFonts w:ascii="Times New Roman" w:hAnsi="Times New Roman" w:cs="Times New Roman"/>
-          <w:sz w:val="28"/>
-          <w:szCs w:val="28"/>
-        </w:rPr>
-        <w:t>.</w:t>
-      </w:r>
-      <w:proofErr w:type="gramEnd"/>
-      <w:r>
-        <w:rPr>
-          <w:rFonts w:ascii="Times New Roman" w:hAnsi="Times New Roman" w:cs="Times New Roman"/>
-          <w:sz w:val="28"/>
-          <w:szCs w:val="28"/>
-        </w:rPr>
-        <w:t xml:space="preserve"> Прокси-сервер принимал запрос, отображал в консоли программы информацию</w:t>
-      </w:r>
-      <w:proofErr w:type="gramStart"/>
-      <w:r>
-        <w:rPr>
-          <w:rFonts w:ascii="Times New Roman" w:hAnsi="Times New Roman" w:cs="Times New Roman"/>
-          <w:sz w:val="28"/>
-          <w:szCs w:val="28"/>
-        </w:rPr>
-        <w:t>.</w:t>
-      </w:r>
-      <w:proofErr w:type="gramEnd"/>
-      <w:r>
-        <w:rPr>
-          <w:rFonts w:ascii="Times New Roman" w:hAnsi="Times New Roman" w:cs="Times New Roman"/>
-          <w:sz w:val="28"/>
-          <w:szCs w:val="28"/>
-        </w:rPr>
-        <w:t xml:space="preserve"> Также дополнительно производился более детальный анализ пакетов в </w:t>
+        <w:t xml:space="preserve">запрос. Прокси-сервер принимал запрос, отображал в консоли программы информацию. Также дополнительно производился более детальный анализ </w:t>
+      </w:r>
+      <w:r>
+        <w:rPr>
+          <w:rFonts w:ascii="Times New Roman" w:hAnsi="Times New Roman" w:cs="Times New Roman"/>
+          <w:sz w:val="28"/>
+          <w:szCs w:val="28"/>
+        </w:rPr>
+        <w:lastRenderedPageBreak/>
+        <w:t xml:space="preserve">пакетов в </w:t>
       </w:r>
       <w:r>
         <w:rPr>
@@ -4129,49 +4090,21 @@
         </w:rPr>
         <w:t>Wireshark</w:t>
       </w:r>
-      <w:proofErr w:type="gramStart"/>
-      <w:r>
-        <w:rPr>
-          <w:rFonts w:ascii="Times New Roman" w:hAnsi="Times New Roman" w:cs="Times New Roman"/>
-          <w:sz w:val="28"/>
-          <w:szCs w:val="28"/>
-        </w:rPr>
-        <w:t>.</w:t>
-      </w:r>
-      <w:proofErr w:type="gramEnd"/>
-      <w:r>
-        <w:rPr>
-          <w:rFonts w:ascii="Times New Roman" w:hAnsi="Times New Roman" w:cs="Times New Roman"/>
-          <w:sz w:val="28"/>
-          <w:szCs w:val="28"/>
-        </w:rPr>
-        <w:t xml:space="preserve"> </w:t>
-      </w:r>
-      <w:r>
-        <w:rPr>
-          <w:rFonts w:ascii="Times New Roman" w:hAnsi="Times New Roman" w:cs="Times New Roman"/>
-          <w:sz w:val="28"/>
-          <w:szCs w:val="28"/>
-        </w:rPr>
-        <w:t>Дополнительно в функционал лабораторной работы разработан и добавлен черный список, который позволяет ограничить доступ к некоторым ресурсам</w:t>
-      </w:r>
-      <w:proofErr w:type="gramStart"/>
-      <w:r>
-        <w:rPr>
-          <w:rFonts w:ascii="Times New Roman" w:hAnsi="Times New Roman" w:cs="Times New Roman"/>
-          <w:sz w:val="28"/>
-          <w:szCs w:val="28"/>
-        </w:rPr>
-        <w:t>.</w:t>
-      </w:r>
-      <w:proofErr w:type="gramEnd"/>
-      <w:r>
-        <w:rPr>
-          <w:rFonts w:ascii="Times New Roman" w:hAnsi="Times New Roman" w:cs="Times New Roman"/>
-          <w:sz w:val="28"/>
-          <w:szCs w:val="28"/>
-        </w:rPr>
-        <w:t xml:space="preserve"> В результате обращения к таким ресурсам видим статус 403 </w:t>
+      <w:r>
+        <w:rPr>
+          <w:rFonts w:ascii="Times New Roman" w:hAnsi="Times New Roman" w:cs="Times New Roman"/>
+          <w:sz w:val="28"/>
+          <w:szCs w:val="28"/>
+        </w:rPr>
+        <w:t xml:space="preserve">. </w:t>
+      </w:r>
+      <w:r>
+        <w:rPr>
+          <w:rFonts w:ascii="Times New Roman" w:hAnsi="Times New Roman" w:cs="Times New Roman"/>
+          <w:sz w:val="28"/>
+          <w:szCs w:val="28"/>
+        </w:rPr>
+        <w:t xml:space="preserve">Дополнительно в функционал лабораторной работы разработан и добавлен черный список, который позволяет ограничить доступ к некоторым ресурсам. В результате обращения к таким ресурсам видим статус 403 </w:t>
       </w:r>
       <w:r>
         <w:rPr>
@@ -5609,6 +5542,7 @@
   <w:style w:type="character" w:default="1" w:styleId="a0">
     <w:name w:val="Default Paragraph Font"/>
     <w:uiPriority w:val="1"/>
+    <w:semiHidden/>
     <w:unhideWhenUsed/>
   </w:style>
   <w:style w:type="table" w:default="1" w:styleId="a1">
